--- a/dist/HO_SO_NOP/04_BAI_BAO_VI/p7_capstone_vi.docx
+++ b/dist/HO_SO_NOP/04_BAI_BAO_VI/p7_capstone_vi.docx
@@ -6234,7 +6234,7 @@
     <w:bookmarkEnd w:id="56"/>
     <w:sectPr>
       <w:pgSz w:h="16838" w:w="11906"/>
-      <w:pgMar w:bottom="1134" w:left="1701" w:right="1134" w:top="1134"/>
+      <w:pgMar w:bottom="1417" w:left="1417" w:right="1417" w:top="1417"/>
     </w:sectPr>
   </w:body>
 </w:document>
@@ -6451,13 +6451,13 @@
     <w:name w:val="Normal"/>
     <w:qFormat/>
     <w:pPr>
-      <w:spacing w:line="288" w:lineRule="auto"/>
+      <w:spacing w:line="276" w:lineRule="auto"/>
       <w:jc w:val="both"/>
     </w:pPr>
     <w:rPr>
       <w:rFonts w:ascii="Times New Roman" w:eastAsia="Times New Roman" w:hAnsi="Times New Roman"/>
       <w:color w:val="000000"/>
-      <w:sz w:val="26"/>
+      <w:sz w:val="24"/>
     </w:rPr>
   </w:style>
   <w:style w:styleId="BodyText" w:type="paragraph">
@@ -6465,14 +6465,14 @@
     <w:basedOn w:val="Normal"/>
     <w:link w:val="BodyTextChar"/>
     <w:pPr>
-      <w:spacing w:after="180" w:before="180" w:line="288" w:lineRule="auto"/>
+      <w:spacing w:after="180" w:before="180" w:line="276" w:lineRule="auto"/>
       <w:jc w:val="both"/>
     </w:pPr>
     <w:qFormat/>
     <w:rPr>
       <w:rFonts w:ascii="Times New Roman" w:eastAsia="Times New Roman" w:hAnsi="Times New Roman"/>
       <w:color w:val="000000"/>
-      <w:sz w:val="26"/>
+      <w:sz w:val="24"/>
     </w:rPr>
   </w:style>
   <w:style w:customStyle="1" w:styleId="FirstParagraph" w:type="paragraph">
@@ -6481,13 +6481,13 @@
     <w:next w:val="BodyText"/>
     <w:qFormat/>
     <w:pPr>
-      <w:spacing w:line="288" w:lineRule="auto"/>
+      <w:spacing w:line="276" w:lineRule="auto"/>
       <w:jc w:val="both"/>
     </w:pPr>
     <w:rPr>
       <w:rFonts w:ascii="Times New Roman" w:eastAsia="Times New Roman" w:hAnsi="Times New Roman"/>
       <w:color w:val="000000"/>
-      <w:sz w:val="26"/>
+      <w:sz w:val="24"/>
     </w:rPr>
   </w:style>
   <w:style w:customStyle="1" w:styleId="Compact" w:type="paragraph">
@@ -6495,13 +6495,13 @@
     <w:basedOn w:val="BodyText"/>
     <w:qFormat/>
     <w:pPr>
-      <w:spacing w:after="36" w:before="36" w:line="288" w:lineRule="auto"/>
+      <w:spacing w:after="36" w:before="36" w:line="276" w:lineRule="auto"/>
       <w:jc w:val="both"/>
     </w:pPr>
     <w:rPr>
       <w:rFonts w:ascii="Times New Roman" w:eastAsia="Times New Roman" w:hAnsi="Times New Roman"/>
       <w:color w:val="000000"/>
-      <w:sz w:val="26"/>
+      <w:sz w:val="24"/>
     </w:rPr>
   </w:style>
   <w:style w:styleId="Title" w:type="paragraph">
@@ -6512,7 +6512,7 @@
     <w:pPr>
       <w:keepNext/>
       <w:keepLines/>
-      <w:spacing w:after="240" w:before="480" w:line="288" w:lineRule="auto"/>
+      <w:spacing w:after="240" w:before="480" w:line="276" w:lineRule="auto"/>
       <w:jc w:val="both"/>
     </w:pPr>
     <w:rPr>
@@ -6520,7 +6520,7 @@
       <w:b/>
       <w:bCs/>
       <w:color w:val="000000"/>
-      <w:sz w:val="26"/>
+      <w:sz w:val="24"/>
       <w:szCs w:val="36"/>
     </w:rPr>
   </w:style>
@@ -6532,13 +6532,13 @@
     <w:pPr>
       <w:keepNext/>
       <w:keepLines/>
-      <w:spacing w:after="240" w:before="240" w:line="288" w:lineRule="auto"/>
+      <w:spacing w:after="240" w:before="240" w:line="276" w:lineRule="auto"/>
       <w:jc w:val="both"/>
     </w:pPr>
     <w:rPr>
       <w:rFonts w:ascii="Times New Roman" w:eastAsia="Times New Roman" w:hAnsi="Times New Roman"/>
       <w:color w:val="000000"/>
-      <w:sz w:val="26"/>
+      <w:sz w:val="24"/>
       <w:szCs w:val="30"/>
     </w:rPr>
   </w:style>
@@ -6549,13 +6549,13 @@
     <w:pPr>
       <w:keepNext/>
       <w:keepLines/>
-      <w:spacing w:line="288" w:lineRule="auto"/>
+      <w:spacing w:line="276" w:lineRule="auto"/>
       <w:jc w:val="both"/>
     </w:pPr>
     <w:rPr>
       <w:rFonts w:ascii="Times New Roman" w:eastAsia="Times New Roman" w:hAnsi="Times New Roman"/>
       <w:color w:val="000000"/>
-      <w:sz w:val="26"/>
+      <w:sz w:val="24"/>
     </w:rPr>
   </w:style>
   <w:style w:styleId="Date" w:type="paragraph">
@@ -6565,13 +6565,13 @@
     <w:pPr>
       <w:keepNext/>
       <w:keepLines/>
-      <w:spacing w:line="288" w:lineRule="auto"/>
+      <w:spacing w:line="276" w:lineRule="auto"/>
       <w:jc w:val="both"/>
     </w:pPr>
     <w:rPr>
       <w:rFonts w:ascii="Times New Roman" w:eastAsia="Times New Roman" w:hAnsi="Times New Roman"/>
       <w:color w:val="000000"/>
-      <w:sz w:val="26"/>
+      <w:sz w:val="24"/>
     </w:rPr>
   </w:style>
   <w:style w:customStyle="1" w:styleId="AbstractTitle" w:type="paragraph">
@@ -6583,11 +6583,11 @@
       <w:keepNext/>
       <w:keepLines/>
       <w:jc w:val="both"/>
-      <w:spacing w:after="0" w:before="300" w:line="288" w:lineRule="auto"/>
+      <w:spacing w:after="0" w:before="300" w:line="276" w:lineRule="auto"/>
     </w:pPr>
     <w:rPr>
       <w:color w:val="000000"/>
-      <w:sz w:val="26"/>
+      <w:sz w:val="24"/>
       <w:szCs w:val="20"/>
       <w:rFonts w:ascii="Times New Roman" w:eastAsia="Times New Roman" w:hAnsi="Times New Roman"/>
       <w:b/>
@@ -6601,13 +6601,13 @@
     <w:pPr>
       <w:keepNext/>
       <w:keepLines/>
-      <w:spacing w:after="300" w:before="100" w:line="288" w:lineRule="auto"/>
+      <w:spacing w:after="300" w:before="100" w:line="276" w:lineRule="auto"/>
       <w:jc w:val="both"/>
     </w:pPr>
     <w:rPr>
       <w:rFonts w:ascii="Times New Roman" w:eastAsia="Times New Roman" w:hAnsi="Times New Roman"/>
       <w:color w:val="000000"/>
-      <w:sz w:val="26"/>
+      <w:sz w:val="24"/>
       <w:szCs w:val="20"/>
     </w:rPr>
   </w:style>
@@ -6617,13 +6617,13 @@
     <w:next w:val="Bibliography"/>
     <w:qFormat/>
     <w:pPr>
-      <w:spacing w:line="288" w:lineRule="auto"/>
+      <w:spacing w:line="276" w:lineRule="auto"/>
       <w:jc w:val="both"/>
     </w:pPr>
     <w:rPr>
       <w:rFonts w:ascii="Times New Roman" w:eastAsia="Times New Roman" w:hAnsi="Times New Roman"/>
       <w:color w:val="000000"/>
-      <w:sz w:val="26"/>
+      <w:sz w:val="24"/>
     </w:rPr>
   </w:style>
   <w:style w:styleId="Heading1" w:type="paragraph">
@@ -6635,7 +6635,7 @@
     <w:pPr>
       <w:keepNext/>
       <w:keepLines/>
-      <w:spacing w:after="0" w:before="480" w:line="288" w:lineRule="auto"/>
+      <w:spacing w:after="0" w:before="480" w:line="276" w:lineRule="auto"/>
       <w:jc w:val="both"/>
       <w:outlineLvl w:val="0"/>
     </w:pPr>
@@ -6644,7 +6644,7 @@
       <w:b/>
       <w:bCs/>
       <w:color w:val="000000"/>
-      <w:sz w:val="26"/>
+      <w:sz w:val="24"/>
       <w:szCs w:val="32"/>
     </w:rPr>
   </w:style>
@@ -6658,7 +6658,7 @@
     <w:pPr>
       <w:keepNext/>
       <w:keepLines/>
-      <w:spacing w:after="0" w:before="200" w:line="288" w:lineRule="auto"/>
+      <w:spacing w:after="0" w:before="200" w:line="276" w:lineRule="auto"/>
       <w:jc w:val="both"/>
       <w:outlineLvl w:val="1"/>
     </w:pPr>
@@ -6667,7 +6667,7 @@
       <w:b/>
       <w:bCs/>
       <w:color w:val="000000"/>
-      <w:sz w:val="26"/>
+      <w:sz w:val="24"/>
       <w:szCs w:val="28"/>
     </w:rPr>
   </w:style>
@@ -6681,7 +6681,7 @@
     <w:pPr>
       <w:keepNext/>
       <w:keepLines/>
-      <w:spacing w:after="0" w:before="200" w:line="288" w:lineRule="auto"/>
+      <w:spacing w:after="0" w:before="200" w:line="276" w:lineRule="auto"/>
       <w:jc w:val="both"/>
       <w:outlineLvl w:val="2"/>
     </w:pPr>
@@ -6690,7 +6690,7 @@
       <w:b/>
       <w:bCs/>
       <w:color w:val="000000"/>
-      <w:sz w:val="26"/>
+      <w:sz w:val="24"/>
       <w:szCs w:val="24"/>
     </w:rPr>
   </w:style>
@@ -6704,7 +6704,7 @@
     <w:pPr>
       <w:keepNext/>
       <w:keepLines/>
-      <w:spacing w:after="0" w:before="200" w:line="288" w:lineRule="auto"/>
+      <w:spacing w:after="0" w:before="200" w:line="276" w:lineRule="auto"/>
       <w:jc w:val="both"/>
       <w:outlineLvl w:val="3"/>
     </w:pPr>
@@ -6713,7 +6713,7 @@
       <w:i/>
       <w:bCs/>
       <w:color w:val="000000"/>
-      <w:sz w:val="26"/>
+      <w:sz w:val="24"/>
       <w:szCs w:val="24"/>
     </w:rPr>
   </w:style>
@@ -6727,7 +6727,7 @@
     <w:pPr>
       <w:keepNext/>
       <w:keepLines/>
-      <w:spacing w:after="0" w:before="200" w:line="288" w:lineRule="auto"/>
+      <w:spacing w:after="0" w:before="200" w:line="276" w:lineRule="auto"/>
       <w:jc w:val="both"/>
       <w:outlineLvl w:val="4"/>
     </w:pPr>
@@ -6735,7 +6735,7 @@
       <w:rFonts w:ascii="Times New Roman" w:asciiTheme="majorHAnsi" w:cstheme="majorBidi" w:eastAsia="Times New Roman" w:eastAsiaTheme="majorEastAsia" w:hAnsi="Times New Roman" w:hAnsiTheme="majorHAnsi"/>
       <w:iCs/>
       <w:color w:val="000000"/>
-      <w:sz w:val="26"/>
+      <w:sz w:val="24"/>
       <w:szCs w:val="24"/>
     </w:rPr>
   </w:style>
@@ -6749,14 +6749,14 @@
     <w:pPr>
       <w:keepNext/>
       <w:keepLines/>
-      <w:spacing w:after="0" w:before="200" w:line="288" w:lineRule="auto"/>
+      <w:spacing w:after="0" w:before="200" w:line="276" w:lineRule="auto"/>
       <w:jc w:val="both"/>
       <w:outlineLvl w:val="5"/>
     </w:pPr>
     <w:rPr>
       <w:rFonts w:ascii="Times New Roman" w:asciiTheme="majorHAnsi" w:cstheme="majorBidi" w:eastAsia="Times New Roman" w:eastAsiaTheme="majorEastAsia" w:hAnsi="Times New Roman" w:hAnsiTheme="majorHAnsi"/>
       <w:color w:val="000000"/>
-      <w:sz w:val="26"/>
+      <w:sz w:val="24"/>
       <w:szCs w:val="24"/>
     </w:rPr>
   </w:style>
@@ -6770,14 +6770,14 @@
     <w:pPr>
       <w:keepNext/>
       <w:keepLines/>
-      <w:spacing w:after="0" w:before="200" w:line="288" w:lineRule="auto"/>
+      <w:spacing w:after="0" w:before="200" w:line="276" w:lineRule="auto"/>
       <w:jc w:val="both"/>
       <w:outlineLvl w:val="6"/>
     </w:pPr>
     <w:rPr>
       <w:rFonts w:ascii="Times New Roman" w:asciiTheme="majorHAnsi" w:cstheme="majorBidi" w:eastAsia="Times New Roman" w:eastAsiaTheme="majorEastAsia" w:hAnsi="Times New Roman" w:hAnsiTheme="majorHAnsi"/>
       <w:color w:val="000000"/>
-      <w:sz w:val="26"/>
+      <w:sz w:val="24"/>
       <w:szCs w:val="24"/>
     </w:rPr>
   </w:style>
@@ -6791,14 +6791,14 @@
     <w:pPr>
       <w:keepNext/>
       <w:keepLines/>
-      <w:spacing w:after="0" w:before="200" w:line="288" w:lineRule="auto"/>
+      <w:spacing w:after="0" w:before="200" w:line="276" w:lineRule="auto"/>
       <w:jc w:val="both"/>
       <w:outlineLvl w:val="7"/>
     </w:pPr>
     <w:rPr>
       <w:rFonts w:ascii="Times New Roman" w:asciiTheme="majorHAnsi" w:cstheme="majorBidi" w:eastAsia="Times New Roman" w:eastAsiaTheme="majorEastAsia" w:hAnsi="Times New Roman" w:hAnsiTheme="majorHAnsi"/>
       <w:color w:val="000000"/>
-      <w:sz w:val="26"/>
+      <w:sz w:val="24"/>
       <w:szCs w:val="24"/>
     </w:rPr>
   </w:style>
@@ -6812,14 +6812,14 @@
     <w:pPr>
       <w:keepNext/>
       <w:keepLines/>
-      <w:spacing w:after="0" w:before="200" w:line="288" w:lineRule="auto"/>
+      <w:spacing w:after="0" w:before="200" w:line="276" w:lineRule="auto"/>
       <w:jc w:val="both"/>
       <w:outlineLvl w:val="8"/>
     </w:pPr>
     <w:rPr>
       <w:rFonts w:ascii="Times New Roman" w:asciiTheme="majorHAnsi" w:cstheme="majorBidi" w:eastAsia="Times New Roman" w:eastAsiaTheme="majorEastAsia" w:hAnsi="Times New Roman" w:hAnsiTheme="majorHAnsi"/>
       <w:color w:val="000000"/>
-      <w:sz w:val="26"/>
+      <w:sz w:val="24"/>
       <w:szCs w:val="24"/>
     </w:rPr>
   </w:style>
@@ -6831,14 +6831,14 @@
     <w:unhideWhenUsed/>
     <w:qFormat/>
     <w:pPr>
-      <w:spacing w:after="100" w:before="100" w:line="288" w:lineRule="auto"/>
+      <w:spacing w:after="100" w:before="100" w:line="276" w:lineRule="auto"/>
       <w:ind w:firstLine="0" w:left="480" w:right="480"/>
       <w:jc w:val="both"/>
     </w:pPr>
     <w:rPr>
       <w:rFonts w:ascii="Times New Roman" w:eastAsia="Times New Roman" w:hAnsi="Times New Roman"/>
       <w:color w:val="000000"/>
-      <w:sz w:val="26"/>
+      <w:sz w:val="24"/>
     </w:rPr>
   </w:style>
   <w:style w:styleId="FootnoteText" w:type="paragraph">
@@ -6849,13 +6849,13 @@
     <w:unhideWhenUsed/>
     <w:qFormat/>
     <w:pPr>
-      <w:spacing w:line="288" w:lineRule="auto"/>
+      <w:spacing w:line="276" w:lineRule="auto"/>
       <w:jc w:val="both"/>
     </w:pPr>
     <w:rPr>
       <w:rFonts w:ascii="Times New Roman" w:eastAsia="Times New Roman" w:hAnsi="Times New Roman"/>
       <w:color w:val="000000"/>
-      <w:sz w:val="26"/>
+      <w:sz w:val="24"/>
     </w:rPr>
   </w:style>
   <w:style w:default="1" w:styleId="DefaultParagraphFont" w:type="character">
@@ -6865,7 +6865,7 @@
     <w:rPr>
       <w:rFonts w:ascii="Times New Roman" w:eastAsia="Times New Roman" w:hAnsi="Times New Roman"/>
       <w:color w:val="000000"/>
-      <w:sz w:val="26"/>
+      <w:sz w:val="24"/>
     </w:rPr>
   </w:style>
   <w:style w:default="1" w:styleId="Table" w:type="table">
@@ -6875,13 +6875,13 @@
     <w:unhideWhenUsed/>
     <w:qFormat/>
     <w:pPr>
-      <w:spacing w:line="288" w:lineRule="auto"/>
+      <w:spacing w:line="276" w:lineRule="auto"/>
       <w:jc w:val="both"/>
     </w:pPr>
     <w:rPr>
       <w:rFonts w:ascii="Times New Roman" w:eastAsia="Times New Roman" w:hAnsi="Times New Roman"/>
       <w:color w:val="000000"/>
-      <w:sz w:val="26"/>
+      <w:sz w:val="24"/>
     </w:rPr>
     <w:tblPr>
       <w:tblInd w:type="dxa" w:w="0"/>
@@ -6915,27 +6915,27 @@
     <w:pPr>
       <w:keepNext/>
       <w:keepLines/>
-      <w:spacing w:after="0" w:line="288" w:lineRule="auto"/>
+      <w:spacing w:after="0" w:line="276" w:lineRule="auto"/>
       <w:jc w:val="both"/>
     </w:pPr>
     <w:rPr>
       <w:rFonts w:ascii="Times New Roman" w:eastAsia="Times New Roman" w:hAnsi="Times New Roman"/>
       <w:b/>
       <w:color w:val="000000"/>
-      <w:sz w:val="26"/>
+      <w:sz w:val="24"/>
     </w:rPr>
   </w:style>
   <w:style w:customStyle="1" w:styleId="Definition" w:type="paragraph">
     <w:name w:val="Definition"/>
     <w:basedOn w:val="Normal"/>
     <w:pPr>
-      <w:spacing w:line="288" w:lineRule="auto"/>
+      <w:spacing w:line="276" w:lineRule="auto"/>
       <w:jc w:val="both"/>
     </w:pPr>
     <w:rPr>
       <w:rFonts w:ascii="Times New Roman" w:eastAsia="Times New Roman" w:hAnsi="Times New Roman"/>
       <w:color w:val="000000"/>
-      <w:sz w:val="26"/>
+      <w:sz w:val="24"/>
     </w:rPr>
   </w:style>
   <w:style w:styleId="Caption" w:type="paragraph">
@@ -6943,14 +6943,14 @@
     <w:basedOn w:val="Normal"/>
     <w:link w:val="BodyTextChar"/>
     <w:pPr>
-      <w:spacing w:after="120" w:before="0" w:line="288" w:lineRule="auto"/>
+      <w:spacing w:after="120" w:before="0" w:line="276" w:lineRule="auto"/>
       <w:jc w:val="both"/>
     </w:pPr>
     <w:rPr>
       <w:rFonts w:ascii="Times New Roman" w:eastAsia="Times New Roman" w:hAnsi="Times New Roman"/>
       <w:i/>
       <w:color w:val="000000"/>
-      <w:sz w:val="26"/>
+      <w:sz w:val="24"/>
     </w:rPr>
   </w:style>
   <w:style w:customStyle="1" w:styleId="TableCaption" w:type="paragraph">
@@ -6958,39 +6958,39 @@
     <w:basedOn w:val="Caption"/>
     <w:pPr>
       <w:keepNext/>
-      <w:spacing w:line="288" w:lineRule="auto"/>
+      <w:spacing w:line="276" w:lineRule="auto"/>
       <w:jc w:val="both"/>
     </w:pPr>
     <w:rPr>
       <w:rFonts w:ascii="Times New Roman" w:eastAsia="Times New Roman" w:hAnsi="Times New Roman"/>
       <w:color w:val="000000"/>
-      <w:sz w:val="26"/>
+      <w:sz w:val="24"/>
     </w:rPr>
   </w:style>
   <w:style w:customStyle="1" w:styleId="ImageCaption" w:type="paragraph">
     <w:name w:val="Image Caption"/>
     <w:basedOn w:val="Caption"/>
     <w:pPr>
-      <w:spacing w:line="288" w:lineRule="auto"/>
+      <w:spacing w:line="276" w:lineRule="auto"/>
       <w:jc w:val="both"/>
     </w:pPr>
     <w:rPr>
       <w:rFonts w:ascii="Times New Roman" w:eastAsia="Times New Roman" w:hAnsi="Times New Roman"/>
       <w:color w:val="000000"/>
-      <w:sz w:val="26"/>
+      <w:sz w:val="24"/>
     </w:rPr>
   </w:style>
   <w:style w:customStyle="1" w:styleId="Figure" w:type="paragraph">
     <w:name w:val="Figure"/>
     <w:basedOn w:val="Normal"/>
     <w:pPr>
-      <w:spacing w:line="288" w:lineRule="auto"/>
+      <w:spacing w:line="276" w:lineRule="auto"/>
       <w:jc w:val="both"/>
     </w:pPr>
     <w:rPr>
       <w:rFonts w:ascii="Times New Roman" w:eastAsia="Times New Roman" w:hAnsi="Times New Roman"/>
       <w:color w:val="000000"/>
-      <w:sz w:val="26"/>
+      <w:sz w:val="24"/>
     </w:rPr>
   </w:style>
   <w:style w:customStyle="1" w:styleId="CaptionedFigure" w:type="paragraph">
@@ -6998,13 +6998,13 @@
     <w:basedOn w:val="Figure"/>
     <w:pPr>
       <w:keepNext/>
-      <w:spacing w:line="288" w:lineRule="auto"/>
+      <w:spacing w:line="276" w:lineRule="auto"/>
       <w:jc w:val="both"/>
     </w:pPr>
     <w:rPr>
       <w:rFonts w:ascii="Times New Roman" w:eastAsia="Times New Roman" w:hAnsi="Times New Roman"/>
       <w:color w:val="000000"/>
-      <w:sz w:val="26"/>
+      <w:sz w:val="24"/>
     </w:rPr>
   </w:style>
   <w:style w:customStyle="1" w:styleId="BodyTextChar" w:type="character">
@@ -7014,7 +7014,7 @@
     <w:rPr>
       <w:rFonts w:ascii="Times New Roman" w:eastAsia="Times New Roman" w:hAnsi="Times New Roman"/>
       <w:color w:val="000000"/>
-      <w:sz w:val="26"/>
+      <w:sz w:val="24"/>
     </w:rPr>
   </w:style>
   <w:style w:customStyle="1" w:styleId="VerbatimChar" w:type="character">
@@ -7023,7 +7023,7 @@
     <w:rPr>
       <w:rFonts w:ascii="Times New Roman" w:eastAsia="Times New Roman" w:hAnsi="Times New Roman"/>
       <w:color w:val="000000"/>
-      <w:sz w:val="26"/>
+      <w:sz w:val="24"/>
     </w:rPr>
   </w:style>
   <w:style w:customStyle="1" w:styleId="SectionNumber" w:type="character">
@@ -7032,7 +7032,7 @@
     <w:rPr>
       <w:rFonts w:ascii="Times New Roman" w:eastAsia="Times New Roman" w:hAnsi="Times New Roman"/>
       <w:color w:val="000000"/>
-      <w:sz w:val="26"/>
+      <w:sz w:val="24"/>
     </w:rPr>
   </w:style>
   <w:style w:styleId="FootnoteReference" w:type="character">
@@ -7041,7 +7041,7 @@
     <w:rPr>
       <w:rFonts w:ascii="Times New Roman" w:eastAsia="Times New Roman" w:hAnsi="Times New Roman"/>
       <w:color w:val="000000"/>
-      <w:sz w:val="26"/>
+      <w:sz w:val="24"/>
       <w:vertAlign w:val="superscript"/>
     </w:rPr>
   </w:style>
@@ -7051,7 +7051,7 @@
     <w:rPr>
       <w:rFonts w:ascii="Times New Roman" w:eastAsia="Times New Roman" w:hAnsi="Times New Roman"/>
       <w:color w:val="000000"/>
-      <w:sz w:val="26"/>
+      <w:sz w:val="24"/>
     </w:rPr>
   </w:style>
   <w:style w:styleId="TOCHeading" w:type="paragraph">
@@ -7062,7 +7062,7 @@
     <w:unhideWhenUsed/>
     <w:qFormat/>
     <w:pPr>
-      <w:spacing w:before="240" w:line="288" w:lineRule="auto"/>
+      <w:spacing w:before="240" w:line="276" w:lineRule="auto"/>
       <w:jc w:val="both"/>
       <w:outlineLvl w:val="9"/>
     </w:pPr>
@@ -7071,7 +7071,7 @@
       <w:b w:val="0"/>
       <w:bCs w:val="0"/>
       <w:color w:val="000000"/>
-      <w:sz w:val="26"/>
+      <w:sz w:val="24"/>
     </w:rPr>
   </w:style>
   <w:style w:type="paragraph" w:customStyle="1" w:styleId="SourceCode">
